--- a/Help.docx
+++ b/Help.docx
@@ -294,7 +294,19 @@
         <w:rPr>
           <w:rFonts w:ascii="3ds" w:hAnsi="3ds"/>
         </w:rPr>
-        <w:t xml:space="preserve">“Calendar Tag” </w:t>
+        <w:t xml:space="preserve">“Calendar </w:t>
+      </w:r>
+      <w:r>
+        <w:rPr>
+          <w:rFonts w:ascii="3ds" w:hAnsi="3ds"/>
+        </w:rPr>
+        <w:t>Marker</w:t>
+      </w:r>
+      <w:r>
+        <w:rPr>
+          <w:rFonts w:ascii="3ds" w:hAnsi="3ds"/>
+        </w:rPr>
+        <w:t xml:space="preserve">” </w:t>
       </w:r>
       <w:r>
         <w:rPr>
@@ -306,7 +318,80 @@
         <w:rPr>
           <w:rFonts w:ascii="3ds" w:hAnsi="3ds"/>
         </w:rPr>
-        <w:t>managed through the Add/Edit Tag pop-up.</w:t>
+        <w:t xml:space="preserve">managed through the Add/Edit </w:t>
+      </w:r>
+      <w:r>
+        <w:rPr>
+          <w:rFonts w:ascii="3ds" w:hAnsi="3ds"/>
+        </w:rPr>
+        <w:t>Marker</w:t>
+      </w:r>
+      <w:r>
+        <w:rPr>
+          <w:rFonts w:ascii="3ds" w:hAnsi="3ds"/>
+        </w:rPr>
+        <w:t xml:space="preserve"> pop-up.</w:t>
+      </w:r>
+    </w:p>
+    <w:p>
+      <w:pPr>
+        <w:pStyle w:val="ListBullet"/>
+        <w:numPr>
+          <w:ilvl w:val="0"/>
+          <w:numId w:val="0"/>
+        </w:numPr>
+        <w:spacing w:after="40"/>
+        <w:ind w:left="360"/>
+        <w:rPr>
+          <w:rFonts w:ascii="3ds" w:hAnsi="3ds"/>
+        </w:rPr>
+      </w:pPr>
+      <w:r>
+        <w:rPr>
+          <w:rFonts w:ascii="3ds" w:hAnsi="3ds"/>
+        </w:rPr>
+        <w:sym w:font="Wingdings" w:char="F0E0"/>
+      </w:r>
+      <w:r>
+        <w:rPr>
+          <w:rFonts w:ascii="3ds" w:hAnsi="3ds"/>
+        </w:rPr>
+        <w:t xml:space="preserve"> </w:t>
+      </w:r>
+      <w:r>
+        <w:rPr>
+          <w:rFonts w:ascii="3ds" w:hAnsi="3ds"/>
+        </w:rPr>
+        <w:t xml:space="preserve">Users can create notes or markers for a specific date. Once a note is added, the corresponding date is shown in </w:t>
+      </w:r>
+      <w:r>
+        <w:rPr>
+          <w:rFonts w:ascii="3ds" w:hAnsi="3ds"/>
+          <w:b/>
+          <w:bCs/>
+        </w:rPr>
+        <w:t>bold</w:t>
+      </w:r>
+      <w:r>
+        <w:rPr>
+          <w:rFonts w:ascii="3ds" w:hAnsi="3ds"/>
+        </w:rPr>
+        <w:t xml:space="preserve"> and </w:t>
+      </w:r>
+      <w:r>
+        <w:rPr>
+          <w:rFonts w:ascii="3ds" w:hAnsi="3ds"/>
+          <w:b/>
+          <w:bCs/>
+          <w:u w:val="single"/>
+        </w:rPr>
+        <w:t>underlined</w:t>
+      </w:r>
+      <w:r>
+        <w:rPr>
+          <w:rFonts w:ascii="3ds" w:hAnsi="3ds"/>
+        </w:rPr>
+        <w:t>.</w:t>
       </w:r>
     </w:p>
     <w:p>
@@ -365,7 +450,19 @@
         <w:rPr>
           <w:rFonts w:ascii="3ds" w:hAnsi="3ds"/>
         </w:rPr>
-        <w:t>To add or change a note, use Add/Edit Tag from the right-click menu.</w:t>
+        <w:t xml:space="preserve">To add or change a note, use Add/Edit </w:t>
+      </w:r>
+      <w:r>
+        <w:rPr>
+          <w:rFonts w:ascii="3ds" w:hAnsi="3ds"/>
+        </w:rPr>
+        <w:t xml:space="preserve">Marker </w:t>
+      </w:r>
+      <w:r>
+        <w:rPr>
+          <w:rFonts w:ascii="3ds" w:hAnsi="3ds"/>
+        </w:rPr>
+        <w:t>from the right-click menu.</w:t>
       </w:r>
     </w:p>
     <w:p>
@@ -2180,13 +2277,68 @@
         <w:rPr>
           <w:rFonts w:ascii="3ds" w:hAnsi="3ds"/>
         </w:rPr>
-        <w:t>Use File &gt; Data &gt; Import Holidays File to import a text file with one entry per line. Existing values for the same dates are overwritten.</w:t>
+        <w:t xml:space="preserve">Use File &gt; Data &gt; Import Holidays File to import a text file with one entry per line. </w:t>
       </w:r>
     </w:p>
     <w:p>
       <w:pPr>
-        <w:rPr>
-          <w:rFonts w:ascii="3ds" w:hAnsi="3ds"/>
+        <w:spacing w:after="80"/>
+        <w:rPr>
+          <w:rFonts w:ascii="3ds" w:hAnsi="3ds"/>
+          <w:b/>
+          <w:bCs/>
+          <w:sz w:val="24"/>
+          <w:szCs w:val="28"/>
+          <w:u w:val="single"/>
+        </w:rPr>
+      </w:pPr>
+      <w:r>
+        <w:rPr>
+          <w:rFonts w:ascii="3ds" w:hAnsi="3ds"/>
+          <w:b/>
+          <w:bCs/>
+          <w:color w:val="FF0000"/>
+          <w:sz w:val="24"/>
+          <w:szCs w:val="28"/>
+          <w:u w:val="single"/>
+        </w:rPr>
+        <w:t>Existing values for the same dates are overwritten.</w:t>
+      </w:r>
+    </w:p>
+    <w:p>
+      <w:pPr>
+        <w:rPr>
+          <w:rFonts w:ascii="3ds" w:hAnsi="3ds"/>
+          <w:bCs/>
+        </w:rPr>
+      </w:pPr>
+      <w:r>
+        <w:rPr>
+          <w:rFonts w:ascii="3ds" w:hAnsi="3ds"/>
+          <w:bCs/>
+        </w:rPr>
+        <w:t xml:space="preserve">You can create your own TXT file following the supported format </w:t>
+      </w:r>
+      <w:r>
+        <w:rPr>
+          <w:rFonts w:ascii="3ds" w:hAnsi="3ds"/>
+          <w:bCs/>
+        </w:rPr>
+        <w:t xml:space="preserve">for each line </w:t>
+      </w:r>
+      <w:r>
+        <w:rPr>
+          <w:rFonts w:ascii="3ds" w:hAnsi="3ds"/>
+          <w:bCs/>
+        </w:rPr>
+        <w:t>below:</w:t>
+      </w:r>
+    </w:p>
+    <w:p>
+      <w:pPr>
+        <w:rPr>
+          <w:rFonts w:ascii="3ds" w:hAnsi="3ds"/>
+          <w:color w:val="76923C" w:themeColor="accent3" w:themeShade="BF"/>
         </w:rPr>
       </w:pPr>
       <w:r>
@@ -2199,12 +2351,26 @@
       <w:r>
         <w:rPr>
           <w:rFonts w:ascii="3ds" w:hAnsi="3ds"/>
+          <w:color w:val="76923C" w:themeColor="accent3" w:themeShade="BF"/>
         </w:rPr>
         <w:t>YYYY/MM/DD-TYPE-TAG</w:t>
       </w:r>
     </w:p>
     <w:p>
       <w:pPr>
+        <w:rPr>
+          <w:rFonts w:ascii="3ds" w:hAnsi="3ds"/>
+        </w:rPr>
+      </w:pPr>
+      <w:r>
+        <w:rPr>
+          <w:rFonts w:ascii="3ds" w:hAnsi="3ds"/>
+        </w:rPr>
+        <w:t>Example:</w:t>
+      </w:r>
+    </w:p>
+    <w:p>
+      <w:pPr>
         <w:shd w:val="clear" w:color="auto" w:fill="F4F6F8"/>
         <w:spacing w:after="0"/>
         <w:ind w:left="360" w:right="360"/>
@@ -2293,6 +2459,15 @@
         <w:spacing w:after="40"/>
         <w:rPr>
           <w:rFonts w:ascii="3ds" w:hAnsi="3ds"/>
+          <w:b/>
+        </w:rPr>
+      </w:pPr>
+    </w:p>
+    <w:p>
+      <w:pPr>
+        <w:spacing w:after="40"/>
+        <w:rPr>
+          <w:rFonts w:ascii="3ds" w:hAnsi="3ds"/>
         </w:rPr>
       </w:pPr>
       <w:r>
@@ -2305,8 +2480,106 @@
       <w:r>
         <w:rPr>
           <w:rFonts w:ascii="3ds" w:hAnsi="3ds"/>
-        </w:rPr>
-        <w:t>O, R, B, T, P, H, S, and W.</w:t>
+          <w:color w:val="548DD4" w:themeColor="text2" w:themeTint="99"/>
+        </w:rPr>
+        <w:t>O</w:t>
+      </w:r>
+      <w:r>
+        <w:rPr>
+          <w:rFonts w:ascii="3ds" w:hAnsi="3ds"/>
+        </w:rPr>
+        <w:t xml:space="preserve">, </w:t>
+      </w:r>
+      <w:r>
+        <w:rPr>
+          <w:rFonts w:ascii="3ds" w:hAnsi="3ds"/>
+          <w:color w:val="548DD4" w:themeColor="text2" w:themeTint="99"/>
+        </w:rPr>
+        <w:t>R</w:t>
+      </w:r>
+      <w:r>
+        <w:rPr>
+          <w:rFonts w:ascii="3ds" w:hAnsi="3ds"/>
+        </w:rPr>
+        <w:t xml:space="preserve">, </w:t>
+      </w:r>
+      <w:r>
+        <w:rPr>
+          <w:rFonts w:ascii="3ds" w:hAnsi="3ds"/>
+          <w:color w:val="548DD4" w:themeColor="text2" w:themeTint="99"/>
+        </w:rPr>
+        <w:t>B</w:t>
+      </w:r>
+      <w:r>
+        <w:rPr>
+          <w:rFonts w:ascii="3ds" w:hAnsi="3ds"/>
+        </w:rPr>
+        <w:t xml:space="preserve">, </w:t>
+      </w:r>
+      <w:r>
+        <w:rPr>
+          <w:rFonts w:ascii="3ds" w:hAnsi="3ds"/>
+          <w:color w:val="548DD4" w:themeColor="text2" w:themeTint="99"/>
+        </w:rPr>
+        <w:t>T</w:t>
+      </w:r>
+      <w:r>
+        <w:rPr>
+          <w:rFonts w:ascii="3ds" w:hAnsi="3ds"/>
+        </w:rPr>
+        <w:t xml:space="preserve">, </w:t>
+      </w:r>
+      <w:r>
+        <w:rPr>
+          <w:rFonts w:ascii="3ds" w:hAnsi="3ds"/>
+          <w:color w:val="548DD4" w:themeColor="text2" w:themeTint="99"/>
+        </w:rPr>
+        <w:t>P</w:t>
+      </w:r>
+      <w:r>
+        <w:rPr>
+          <w:rFonts w:ascii="3ds" w:hAnsi="3ds"/>
+        </w:rPr>
+        <w:t xml:space="preserve">, </w:t>
+      </w:r>
+      <w:r>
+        <w:rPr>
+          <w:rFonts w:ascii="3ds" w:hAnsi="3ds"/>
+          <w:color w:val="548DD4" w:themeColor="text2" w:themeTint="99"/>
+        </w:rPr>
+        <w:t>H</w:t>
+      </w:r>
+      <w:r>
+        <w:rPr>
+          <w:rFonts w:ascii="3ds" w:hAnsi="3ds"/>
+        </w:rPr>
+        <w:t xml:space="preserve">, </w:t>
+      </w:r>
+      <w:r>
+        <w:rPr>
+          <w:rFonts w:ascii="3ds" w:hAnsi="3ds"/>
+          <w:color w:val="548DD4" w:themeColor="text2" w:themeTint="99"/>
+        </w:rPr>
+        <w:t>S</w:t>
+      </w:r>
+      <w:r>
+        <w:rPr>
+          <w:rFonts w:ascii="3ds" w:hAnsi="3ds"/>
+        </w:rPr>
+        <w:t xml:space="preserve">, and </w:t>
+      </w:r>
+      <w:r>
+        <w:rPr>
+          <w:rFonts w:ascii="3ds" w:hAnsi="3ds"/>
+          <w:color w:val="548DD4" w:themeColor="text2" w:themeTint="99"/>
+        </w:rPr>
+        <w:t>W</w:t>
+      </w:r>
+      <w:r>
+        <w:rPr>
+          <w:rFonts w:ascii="3ds" w:hAnsi="3ds"/>
+        </w:rPr>
+        <w:t>.</w:t>
       </w:r>
     </w:p>
     <w:p>
@@ -2325,8 +2598,15 @@
       <w:r>
         <w:rPr>
           <w:rFonts w:ascii="3ds" w:hAnsi="3ds"/>
-        </w:rPr>
-        <w:t>W is accepted only when the date is actually a weekend. Invalid lines are skipped and listed in the import result message.</w:t>
+          <w:color w:val="548DD4" w:themeColor="text2" w:themeTint="99"/>
+        </w:rPr>
+        <w:t>W</w:t>
+      </w:r>
+      <w:r>
+        <w:rPr>
+          <w:rFonts w:ascii="3ds" w:hAnsi="3ds"/>
+        </w:rPr>
+        <w:t xml:space="preserve"> is accepted only when the date is actually a weekend. Invalid lines are skipped and listed in the import result message.</w:t>
       </w:r>
     </w:p>
     <w:p>
@@ -2356,7 +2636,19 @@
         <w:rPr>
           <w:rFonts w:ascii="3ds" w:hAnsi="3ds"/>
         </w:rPr>
-        <w:t>Create Backup: File &gt; Data &gt; Create Backup.</w:t>
+        <w:t xml:space="preserve">Create Backup: </w:t>
+      </w:r>
+      <w:r>
+        <w:rPr>
+          <w:rFonts w:ascii="3ds" w:hAnsi="3ds"/>
+        </w:rPr>
+        <w:t>Settings</w:t>
+      </w:r>
+      <w:r>
+        <w:rPr>
+          <w:rFonts w:ascii="3ds" w:hAnsi="3ds"/>
+        </w:rPr>
+        <w:t xml:space="preserve"> &gt; Create Backup.</w:t>
       </w:r>
     </w:p>
     <w:p>
@@ -2404,8 +2696,33 @@
         <w:rPr>
           <w:rFonts w:ascii="3ds" w:hAnsi="3ds"/>
         </w:rPr>
-        <w:t>Restore Backup: File &gt; Data &gt; Restore Backup.</w:t>
+        <w:t xml:space="preserve">Restore Backup: </w:t>
       </w:r>
+      <w:r>
+        <w:rPr>
+          <w:rFonts w:ascii="3ds" w:hAnsi="3ds"/>
+        </w:rPr>
+        <w:t>Settings</w:t>
+      </w:r>
+      <w:r>
+        <w:rPr>
+          <w:rFonts w:ascii="3ds" w:hAnsi="3ds"/>
+        </w:rPr>
+        <w:t xml:space="preserve"> &gt; Restore Backup.</w:t>
+      </w:r>
+    </w:p>
+    <w:p>
+      <w:pPr>
+        <w:pStyle w:val="ListBullet"/>
+        <w:numPr>
+          <w:ilvl w:val="0"/>
+          <w:numId w:val="0"/>
+        </w:numPr>
+        <w:spacing w:after="40"/>
+        <w:rPr>
+          <w:rFonts w:ascii="3ds" w:hAnsi="3ds"/>
+        </w:rPr>
+      </w:pPr>
     </w:p>
     <w:p>
       <w:pPr>
@@ -2444,7 +2761,32 @@
         <w:rPr>
           <w:rFonts w:ascii="3ds" w:hAnsi="3ds"/>
         </w:rPr>
-        <w:t>the application maintains an autosave file named autosave.db in the application folder. It is created if missing and refreshed when it is more than one day old.</w:t>
+        <w:t xml:space="preserve">the application maintains an autosave file named autosave.db in the application folder. It is created if missing and refreshed </w:t>
+      </w:r>
+      <w:r>
+        <w:rPr>
+          <w:rFonts w:ascii="3ds" w:hAnsi="3ds"/>
+        </w:rPr>
+        <w:t>if more than 1</w:t>
+      </w:r>
+      <w:r>
+        <w:rPr>
+          <w:rFonts w:ascii="3ds" w:hAnsi="3ds"/>
+        </w:rPr>
+        <w:t xml:space="preserve"> day old.</w:t>
+      </w:r>
+      <w:r>
+        <w:rPr>
+          <w:rFonts w:ascii="3ds" w:hAnsi="3ds"/>
+        </w:rPr>
+        <w:t xml:space="preserve"> </w:t>
+      </w:r>
+      <w:r>
+        <w:rPr>
+          <w:rFonts w:ascii="3ds" w:hAnsi="3ds"/>
+          <w:color w:val="548DD4" w:themeColor="text2" w:themeTint="99"/>
+        </w:rPr>
+        <w:t>You can restore this backup using the regular backup restore function</w:t>
       </w:r>
     </w:p>
     <w:p>
@@ -2582,7 +2924,15 @@
                 <w:b/>
                 <w:sz w:val="20"/>
               </w:rPr>
-              <w:t>File &gt; Data &gt; Data Management &gt; Reset Entire Database</w:t>
+              <w:t>Settings</w:t>
+            </w:r>
+            <w:r>
+              <w:rPr>
+                <w:rFonts w:ascii="3ds" w:hAnsi="3ds"/>
+                <w:b/>
+                <w:sz w:val="20"/>
+              </w:rPr>
+              <w:t xml:space="preserve"> &gt; Data Management &gt; Reset Entire Database</w:t>
             </w:r>
           </w:p>
         </w:tc>
@@ -2641,7 +2991,15 @@
                 <w:b/>
                 <w:sz w:val="20"/>
               </w:rPr>
-              <w:t>File &gt; Data &gt; Data Management &gt; Delete Specific year &gt; [Year]</w:t>
+              <w:t>Settings</w:t>
+            </w:r>
+            <w:r>
+              <w:rPr>
+                <w:rFonts w:ascii="3ds" w:hAnsi="3ds"/>
+                <w:b/>
+                <w:sz w:val="20"/>
+              </w:rPr>
+              <w:t xml:space="preserve"> &gt; Data Management &gt; Delete Specific year &gt; [Year]</w:t>
             </w:r>
           </w:p>
         </w:tc>
@@ -2672,65 +3030,6 @@
           </w:p>
         </w:tc>
       </w:tr>
-      <w:tr>
-        <w:trPr>
-          <w:jc w:val="center"/>
-        </w:trPr>
-        <w:tc>
-          <w:tcPr>
-            <w:tcW w:w="4968" w:type="dxa"/>
-            <w:shd w:val="clear" w:color="auto" w:fill="F7FBFE"/>
-            <w:tcMar>
-              <w:top w:w="80" w:type="dxa"/>
-              <w:left w:w="90" w:type="dxa"/>
-              <w:bottom w:w="80" w:type="dxa"/>
-              <w:right w:w="90" w:type="dxa"/>
-            </w:tcMar>
-            <w:vAlign w:val="center"/>
-          </w:tcPr>
-          <w:p>
-            <w:pPr>
-              <w:rPr>
-                <w:rFonts w:ascii="3ds" w:hAnsi="3ds"/>
-              </w:rPr>
-            </w:pPr>
-            <w:r>
-              <w:rPr>
-                <w:rFonts w:ascii="3ds" w:hAnsi="3ds"/>
-                <w:b/>
-                <w:sz w:val="20"/>
-              </w:rPr>
-              <w:t>Settings &gt; Reset Screen Position</w:t>
-            </w:r>
-          </w:p>
-        </w:tc>
-        <w:tc>
-          <w:tcPr>
-            <w:tcW w:w="4968" w:type="dxa"/>
-            <w:tcMar>
-              <w:top w:w="80" w:type="dxa"/>
-              <w:left w:w="90" w:type="dxa"/>
-              <w:bottom w:w="80" w:type="dxa"/>
-              <w:right w:w="90" w:type="dxa"/>
-            </w:tcMar>
-            <w:vAlign w:val="center"/>
-          </w:tcPr>
-          <w:p>
-            <w:pPr>
-              <w:rPr>
-                <w:rFonts w:ascii="3ds" w:hAnsi="3ds"/>
-              </w:rPr>
-            </w:pPr>
-            <w:r>
-              <w:rPr>
-                <w:rFonts w:ascii="3ds" w:hAnsi="3ds"/>
-                <w:sz w:val="20"/>
-              </w:rPr>
-              <w:t>Returns the main window position to its default location on the next launch.</w:t>
-            </w:r>
-          </w:p>
-        </w:tc>
-      </w:tr>
     </w:tbl>
     <w:p>
       <w:pPr>
@@ -3247,7 +3546,7 @@
   <w:abstractNum w:abstractNumId="8" w15:restartNumberingAfterBreak="0">
     <w:nsid w:val="FFFFFF89"/>
     <w:multiLevelType w:val="singleLevel"/>
-    <w:tmpl w:val="29761A62"/>
+    <w:tmpl w:val="38B0466A"/>
     <w:lvl w:ilvl="0">
       <w:start w:val="1"/>
       <w:numFmt w:val="bullet"/>
@@ -3902,7 +4201,6 @@
   <w:style w:type="character" w:default="1" w:styleId="DefaultParagraphFont">
     <w:name w:val="Default Paragraph Font"/>
     <w:uiPriority w:val="1"/>
-    <w:semiHidden/>
     <w:unhideWhenUsed/>
   </w:style>
   <w:style w:type="table" w:default="1" w:styleId="TableNormal">
